--- a/downloads/u9/u9-notes.docx
+++ b/downloads/u9/u9-notes.docx
@@ -587,11 +587,11 @@
         <w:tblLook w:firstRow="1" w:lastRow="0" w:firstColumn="0" w:lastColumn="0" w:noHBand="0" w:noVBand="0" w:val="0020"/>
       </w:tblPr>
       <w:tblGrid>
-        <w:gridCol w:w="754"/>
-        <w:gridCol w:w="1005"/>
-        <w:gridCol w:w="2262"/>
-        <w:gridCol w:w="2262"/>
-        <w:gridCol w:w="1634"/>
+        <w:gridCol w:w="1819"/>
+        <w:gridCol w:w="1177"/>
+        <w:gridCol w:w="2996"/>
+        <w:gridCol w:w="1070"/>
+        <w:gridCol w:w="856"/>
       </w:tblGrid>
       <w:tr>
         <w:trPr>
@@ -638,7 +638,7 @@
           <w:p>
             <w:pPr>
               <w:pStyle w:val="Compact"/>
-              <w:jc w:val="left"/>
+              <w:jc w:val="center"/>
             </w:pPr>
             <w:r>
               <w:t xml:space="preserve">Where it appears</w:t>
@@ -696,7 +696,7 @@
           <w:p>
             <w:pPr>
               <w:pStyle w:val="Compact"/>
-              <w:jc w:val="left"/>
+              <w:jc w:val="center"/>
             </w:pPr>
             <w:r>
               <w:t xml:space="preserve">3.1</w:t>
@@ -754,7 +754,7 @@
           <w:p>
             <w:pPr>
               <w:pStyle w:val="Compact"/>
-              <w:jc w:val="left"/>
+              <w:jc w:val="center"/>
             </w:pPr>
             <w:r>
               <w:t xml:space="preserve">3.2</w:t>
@@ -812,7 +812,7 @@
           <w:p>
             <w:pPr>
               <w:pStyle w:val="Compact"/>
-              <w:jc w:val="left"/>
+              <w:jc w:val="center"/>
             </w:pPr>
             <w:r>
               <w:t xml:space="preserve">3.2</w:t>
@@ -870,7 +870,7 @@
           <w:p>
             <w:pPr>
               <w:pStyle w:val="Compact"/>
-              <w:jc w:val="left"/>
+              <w:jc w:val="center"/>
             </w:pPr>
             <w:r>
               <w:t xml:space="preserve">3.2</w:t>
@@ -928,7 +928,7 @@
           <w:p>
             <w:pPr>
               <w:pStyle w:val="Compact"/>
-              <w:jc w:val="left"/>
+              <w:jc w:val="center"/>
             </w:pPr>
             <w:r>
               <w:t xml:space="preserve">3.3</w:t>
@@ -992,7 +992,7 @@
           <w:p>
             <w:pPr>
               <w:pStyle w:val="Compact"/>
-              <w:jc w:val="left"/>
+              <w:jc w:val="center"/>
             </w:pPr>
             <w:r>
               <w:t xml:space="preserve">3.3</w:t>
@@ -1056,7 +1056,7 @@
           <w:p>
             <w:pPr>
               <w:pStyle w:val="Compact"/>
-              <w:jc w:val="left"/>
+              <w:jc w:val="center"/>
             </w:pPr>
             <w:r>
               <w:t xml:space="preserve">3.3</w:t>
@@ -1114,7 +1114,7 @@
           <w:p>
             <w:pPr>
               <w:pStyle w:val="Compact"/>
-              <w:jc w:val="left"/>
+              <w:jc w:val="center"/>
             </w:pPr>
             <w:r>
               <w:t xml:space="preserve">3.3</w:t>
@@ -1172,7 +1172,7 @@
           <w:p>
             <w:pPr>
               <w:pStyle w:val="Compact"/>
-              <w:jc w:val="left"/>
+              <w:jc w:val="center"/>
             </w:pPr>
             <w:r>
               <w:t xml:space="preserve">3.4</w:t>
@@ -1236,7 +1236,7 @@
           <w:p>
             <w:pPr>
               <w:pStyle w:val="Compact"/>
-              <w:jc w:val="left"/>
+              <w:jc w:val="center"/>
             </w:pPr>
             <w:r>
               <w:t xml:space="preserve">3.4</w:t>
@@ -1294,7 +1294,7 @@
           <w:p>
             <w:pPr>
               <w:pStyle w:val="Compact"/>
-              <w:jc w:val="left"/>
+              <w:jc w:val="center"/>
             </w:pPr>
             <w:r>
               <w:t xml:space="preserve">3.4</w:t>
@@ -1352,7 +1352,7 @@
           <w:p>
             <w:pPr>
               <w:pStyle w:val="Compact"/>
-              <w:jc w:val="left"/>
+              <w:jc w:val="center"/>
             </w:pPr>
             <w:r>
               <w:t xml:space="preserve">3.4</w:t>
@@ -1410,7 +1410,7 @@
           <w:p>
             <w:pPr>
               <w:pStyle w:val="Compact"/>
-              <w:jc w:val="left"/>
+              <w:jc w:val="center"/>
             </w:pPr>
             <w:r>
               <w:t xml:space="preserve">3.4</w:t>
@@ -1468,7 +1468,7 @@
           <w:p>
             <w:pPr>
               <w:pStyle w:val="Compact"/>
-              <w:jc w:val="left"/>
+              <w:jc w:val="center"/>
             </w:pPr>
             <w:r>
               <w:t xml:space="preserve">3.1</w:t>
@@ -1526,7 +1526,7 @@
           <w:p>
             <w:pPr>
               <w:pStyle w:val="Compact"/>
-              <w:jc w:val="left"/>
+              <w:jc w:val="center"/>
             </w:pPr>
             <w:r>
               <w:t xml:space="preserve">3.4</w:t>
@@ -1584,7 +1584,7 @@
           <w:p>
             <w:pPr>
               <w:pStyle w:val="Compact"/>
-              <w:jc w:val="left"/>
+              <w:jc w:val="center"/>
             </w:pPr>
             <w:r>
               <w:t xml:space="preserve">3.3</w:t>
@@ -6883,377 +6883,392 @@
           <m:jc m:val="center"/>
         </m:oMathParaPr>
         <m:oMath>
-          <m:r>
-            <m:rPr>
-              <m:sty m:val="p"/>
-            </m:rPr>
-            <m:t>T</m:t>
-          </m:r>
-          <m:r>
-            <m:rPr>
-              <m:sty m:val="p"/>
-            </m:rPr>
-            <m:t>P</m:t>
-          </m:r>
-          <m:r>
-            <m:rPr>
-              <m:sty m:val="p"/>
-            </m:rPr>
-            <m:t>R</m:t>
-          </m:r>
-          <m:r>
-            <m:rPr>
-              <m:sty m:val="p"/>
-            </m:rPr>
-            <m:t>=</m:t>
-          </m:r>
-          <m:r>
-            <m:t>1</m:t>
-          </m:r>
-          <m:r>
-            <m:rPr>
-              <m:sty m:val="p"/>
-            </m:rPr>
-            <m:t>−</m:t>
-          </m:r>
-          <m:r>
-            <m:rPr>
-              <m:sty m:val="p"/>
-            </m:rPr>
-            <m:t>Φ</m:t>
-          </m:r>
-          <m:r>
-            <m:rPr>
-              <m:sty m:val="p"/>
-            </m:rPr>
-            <m:t>(</m:t>
-          </m:r>
-          <m:r>
-            <m:t>θ</m:t>
-          </m:r>
-          <m:r>
-            <m:rPr>
-              <m:sty m:val="p"/>
-            </m:rPr>
-            <m:t>−</m:t>
-          </m:r>
-          <m:sSub>
+          <m:eqArr>
             <m:e>
               <m:r>
-                <m:t>μ</m:t>
+                <m:rPr>
+                  <m:sty m:val="p"/>
+                </m:rPr>
+                <m:t>T</m:t>
               </m:r>
-            </m:e>
-            <m:sub>
+              <m:r>
+                <m:rPr>
+                  <m:sty m:val="p"/>
+                </m:rPr>
+                <m:t>P</m:t>
+              </m:r>
+              <m:r>
+                <m:rPr>
+                  <m:sty m:val="p"/>
+                </m:rPr>
+                <m:t>R</m:t>
+              </m:r>
+              <m:r>
+                <m:t>&amp;</m:t>
+              </m:r>
+              <m:r>
+                <m:rPr>
+                  <m:sty m:val="p"/>
+                </m:rPr>
+                <m:t>=</m:t>
+              </m:r>
               <m:r>
                 <m:t>1</m:t>
               </m:r>
-            </m:sub>
-          </m:sSub>
-          <m:r>
-            <m:rPr>
-              <m:sty m:val="p"/>
-            </m:rPr>
-            <m:t>)</m:t>
-          </m:r>
-          <m:r>
-            <m:rPr>
-              <m:sty m:val="p"/>
-            </m:rPr>
-            <m:t>,</m:t>
-          </m:r>
-          <m:r>
-            <m:t> </m:t>
-          </m:r>
-          <m:r>
-            <m:rPr>
-              <m:sty m:val="p"/>
-            </m:rPr>
-            <m:t>F</m:t>
-          </m:r>
-          <m:r>
-            <m:rPr>
-              <m:sty m:val="p"/>
-            </m:rPr>
-            <m:t>P</m:t>
-          </m:r>
-          <m:r>
-            <m:rPr>
-              <m:sty m:val="p"/>
-            </m:rPr>
-            <m:t>R</m:t>
-          </m:r>
-          <m:r>
-            <m:rPr>
-              <m:sty m:val="p"/>
-            </m:rPr>
-            <m:t>=</m:t>
-          </m:r>
-          <m:r>
-            <m:t>1</m:t>
-          </m:r>
-          <m:r>
-            <m:rPr>
-              <m:sty m:val="p"/>
-            </m:rPr>
-            <m:t>−</m:t>
-          </m:r>
-          <m:r>
-            <m:rPr>
-              <m:sty m:val="p"/>
-            </m:rPr>
-            <m:t>Φ</m:t>
-          </m:r>
-          <m:r>
-            <m:rPr>
-              <m:sty m:val="p"/>
-            </m:rPr>
-            <m:t>(</m:t>
-          </m:r>
-          <m:r>
-            <m:t>θ</m:t>
-          </m:r>
-          <m:r>
-            <m:rPr>
-              <m:sty m:val="p"/>
-            </m:rPr>
-            <m:t>−</m:t>
-          </m:r>
-          <m:sSub>
+              <m:r>
+                <m:rPr>
+                  <m:sty m:val="p"/>
+                </m:rPr>
+                <m:t>−</m:t>
+              </m:r>
+              <m:r>
+                <m:rPr>
+                  <m:sty m:val="p"/>
+                </m:rPr>
+                <m:t>Φ</m:t>
+              </m:r>
+              <m:r>
+                <m:rPr>
+                  <m:sty m:val="p"/>
+                </m:rPr>
+                <m:t>(</m:t>
+              </m:r>
+              <m:r>
+                <m:t>θ</m:t>
+              </m:r>
+              <m:r>
+                <m:rPr>
+                  <m:sty m:val="p"/>
+                </m:rPr>
+                <m:t>−</m:t>
+              </m:r>
+              <m:sSub>
+                <m:e>
+                  <m:r>
+                    <m:t>μ</m:t>
+                  </m:r>
+                </m:e>
+                <m:sub>
+                  <m:r>
+                    <m:t>1</m:t>
+                  </m:r>
+                </m:sub>
+              </m:sSub>
+              <m:r>
+                <m:rPr>
+                  <m:sty m:val="p"/>
+                </m:rPr>
+                <m:t>)</m:t>
+              </m:r>
+              <m:r>
+                <m:rPr>
+                  <m:sty m:val="p"/>
+                </m:rPr>
+                <m:t>,</m:t>
+              </m:r>
+              <m:r>
+                <m:t>&amp;</m:t>
+              </m:r>
+              <m:r>
+                <m:rPr>
+                  <m:sty m:val="p"/>
+                </m:rPr>
+                <m:t>F</m:t>
+              </m:r>
+              <m:r>
+                <m:rPr>
+                  <m:sty m:val="p"/>
+                </m:rPr>
+                <m:t>P</m:t>
+              </m:r>
+              <m:r>
+                <m:rPr>
+                  <m:sty m:val="p"/>
+                </m:rPr>
+                <m:t>R</m:t>
+              </m:r>
+              <m:r>
+                <m:t>&amp;</m:t>
+              </m:r>
+              <m:r>
+                <m:rPr>
+                  <m:sty m:val="p"/>
+                </m:rPr>
+                <m:t>=</m:t>
+              </m:r>
+              <m:r>
+                <m:t>1</m:t>
+              </m:r>
+              <m:r>
+                <m:rPr>
+                  <m:sty m:val="p"/>
+                </m:rPr>
+                <m:t>−</m:t>
+              </m:r>
+              <m:r>
+                <m:rPr>
+                  <m:sty m:val="p"/>
+                </m:rPr>
+                <m:t>Φ</m:t>
+              </m:r>
+              <m:r>
+                <m:rPr>
+                  <m:sty m:val="p"/>
+                </m:rPr>
+                <m:t>(</m:t>
+              </m:r>
+              <m:r>
+                <m:t>θ</m:t>
+              </m:r>
+              <m:r>
+                <m:rPr>
+                  <m:sty m:val="p"/>
+                </m:rPr>
+                <m:t>−</m:t>
+              </m:r>
+              <m:sSub>
+                <m:e>
+                  <m:r>
+                    <m:t>μ</m:t>
+                  </m:r>
+                </m:e>
+                <m:sub>
+                  <m:r>
+                    <m:t>0</m:t>
+                  </m:r>
+                </m:sub>
+              </m:sSub>
+              <m:r>
+                <m:rPr>
+                  <m:sty m:val="p"/>
+                </m:rPr>
+                <m:t>)</m:t>
+              </m:r>
+              <m:r>
+                <m:rPr>
+                  <m:sty m:val="p"/>
+                </m:rPr>
+                <m:t>,</m:t>
+              </m:r>
+            </m:e>
             <m:e>
               <m:r>
-                <m:t>μ</m:t>
+                <m:rPr>
+                  <m:nor/>
+                  <m:sty m:val="p"/>
+                </m:rPr>
+                <m:t>selection</m:t>
+              </m:r>
+              <m:r>
+                <m:t>&amp;</m:t>
+              </m:r>
+              <m:r>
+                <m:rPr>
+                  <m:sty m:val="p"/>
+                </m:rPr>
+                <m:t>=</m:t>
+              </m:r>
+              <m:r>
+                <m:t>π</m:t>
+              </m:r>
+              <m:r>
+                <m:t> </m:t>
+              </m:r>
+              <m:r>
+                <m:rPr>
+                  <m:sty m:val="p"/>
+                </m:rPr>
+                <m:t>T</m:t>
+              </m:r>
+              <m:r>
+                <m:rPr>
+                  <m:sty m:val="p"/>
+                </m:rPr>
+                <m:t>P</m:t>
+              </m:r>
+              <m:r>
+                <m:rPr>
+                  <m:sty m:val="p"/>
+                </m:rPr>
+                <m:t>R</m:t>
+              </m:r>
+              <m:r>
+                <m:rPr>
+                  <m:sty m:val="p"/>
+                </m:rPr>
+                <m:t>+</m:t>
+              </m:r>
+              <m:r>
+                <m:rPr>
+                  <m:sty m:val="p"/>
+                </m:rPr>
+                <m:t>(</m:t>
+              </m:r>
+              <m:r>
+                <m:t>1</m:t>
+              </m:r>
+              <m:r>
+                <m:rPr>
+                  <m:sty m:val="p"/>
+                </m:rPr>
+                <m:t>−</m:t>
+              </m:r>
+              <m:r>
+                <m:t>π</m:t>
+              </m:r>
+              <m:r>
+                <m:rPr>
+                  <m:sty m:val="p"/>
+                </m:rPr>
+                <m:t>)</m:t>
+              </m:r>
+              <m:r>
+                <m:t> </m:t>
+              </m:r>
+              <m:r>
+                <m:rPr>
+                  <m:sty m:val="p"/>
+                </m:rPr>
+                <m:t>F</m:t>
+              </m:r>
+              <m:r>
+                <m:rPr>
+                  <m:sty m:val="p"/>
+                </m:rPr>
+                <m:t>P</m:t>
+              </m:r>
+              <m:r>
+                <m:rPr>
+                  <m:sty m:val="p"/>
+                </m:rPr>
+                <m:t>R</m:t>
+              </m:r>
+              <m:r>
+                <m:rPr>
+                  <m:sty m:val="p"/>
+                </m:rPr>
+                <m:t>,</m:t>
+              </m:r>
+              <m:r>
+                <m:t>&amp;</m:t>
+              </m:r>
+              <m:r>
+                <m:rPr>
+                  <m:nor/>
+                  <m:sty m:val="p"/>
+                </m:rPr>
+                <m:t>accuracy</m:t>
+              </m:r>
+              <m:r>
+                <m:t>&amp;</m:t>
+              </m:r>
+              <m:r>
+                <m:rPr>
+                  <m:sty m:val="p"/>
+                </m:rPr>
+                <m:t>=</m:t>
+              </m:r>
+              <m:r>
+                <m:t>π</m:t>
+              </m:r>
+              <m:r>
+                <m:t> </m:t>
+              </m:r>
+              <m:r>
+                <m:rPr>
+                  <m:sty m:val="p"/>
+                </m:rPr>
+                <m:t>T</m:t>
+              </m:r>
+              <m:r>
+                <m:rPr>
+                  <m:sty m:val="p"/>
+                </m:rPr>
+                <m:t>P</m:t>
+              </m:r>
+              <m:r>
+                <m:rPr>
+                  <m:sty m:val="p"/>
+                </m:rPr>
+                <m:t>R</m:t>
+              </m:r>
+              <m:r>
+                <m:rPr>
+                  <m:sty m:val="p"/>
+                </m:rPr>
+                <m:t>+</m:t>
+              </m:r>
+              <m:r>
+                <m:rPr>
+                  <m:sty m:val="p"/>
+                </m:rPr>
+                <m:t>(</m:t>
+              </m:r>
+              <m:r>
+                <m:t>1</m:t>
+              </m:r>
+              <m:r>
+                <m:rPr>
+                  <m:sty m:val="p"/>
+                </m:rPr>
+                <m:t>−</m:t>
+              </m:r>
+              <m:r>
+                <m:t>π</m:t>
+              </m:r>
+              <m:r>
+                <m:rPr>
+                  <m:sty m:val="p"/>
+                </m:rPr>
+                <m:t>)</m:t>
+              </m:r>
+              <m:r>
+                <m:rPr>
+                  <m:sty m:val="p"/>
+                </m:rPr>
+                <m:t>(</m:t>
+              </m:r>
+              <m:r>
+                <m:t>1</m:t>
+              </m:r>
+              <m:r>
+                <m:rPr>
+                  <m:sty m:val="p"/>
+                </m:rPr>
+                <m:t>−</m:t>
+              </m:r>
+              <m:r>
+                <m:rPr>
+                  <m:sty m:val="p"/>
+                </m:rPr>
+                <m:t>F</m:t>
+              </m:r>
+              <m:r>
+                <m:rPr>
+                  <m:sty m:val="p"/>
+                </m:rPr>
+                <m:t>P</m:t>
+              </m:r>
+              <m:r>
+                <m:rPr>
+                  <m:sty m:val="p"/>
+                </m:rPr>
+                <m:t>R</m:t>
+              </m:r>
+              <m:r>
+                <m:rPr>
+                  <m:sty m:val="p"/>
+                </m:rPr>
+                <m:t>)</m:t>
+              </m:r>
+              <m:r>
+                <m:rPr>
+                  <m:sty m:val="p"/>
+                </m:rPr>
+                <m:t>.</m:t>
               </m:r>
             </m:e>
-            <m:sub>
-              <m:r>
-                <m:t>0</m:t>
-              </m:r>
-            </m:sub>
-          </m:sSub>
-          <m:r>
-            <m:rPr>
-              <m:sty m:val="p"/>
-            </m:rPr>
-            <m:t>)</m:t>
-          </m:r>
-          <m:r>
-            <m:rPr>
-              <m:sty m:val="p"/>
-            </m:rPr>
-            <m:t>,</m:t>
-          </m:r>
-          <m:r>
-            <m:t> </m:t>
-          </m:r>
-          <m:r>
-            <m:rPr>
-              <m:nor/>
-              <m:sty m:val="p"/>
-            </m:rPr>
-            <m:t>selection</m:t>
-          </m:r>
-          <m:r>
-            <m:rPr>
-              <m:sty m:val="p"/>
-            </m:rPr>
-            <m:t>=</m:t>
-          </m:r>
-          <m:r>
-            <m:t>π</m:t>
-          </m:r>
-          <m:r>
-            <m:t> </m:t>
-          </m:r>
-          <m:r>
-            <m:rPr>
-              <m:sty m:val="p"/>
-            </m:rPr>
-            <m:t>T</m:t>
-          </m:r>
-          <m:r>
-            <m:rPr>
-              <m:sty m:val="p"/>
-            </m:rPr>
-            <m:t>P</m:t>
-          </m:r>
-          <m:r>
-            <m:rPr>
-              <m:sty m:val="p"/>
-            </m:rPr>
-            <m:t>R</m:t>
-          </m:r>
-          <m:r>
-            <m:rPr>
-              <m:sty m:val="p"/>
-            </m:rPr>
-            <m:t>+</m:t>
-          </m:r>
-          <m:r>
-            <m:rPr>
-              <m:sty m:val="p"/>
-            </m:rPr>
-            <m:t>(</m:t>
-          </m:r>
-          <m:r>
-            <m:t>1</m:t>
-          </m:r>
-          <m:r>
-            <m:rPr>
-              <m:sty m:val="p"/>
-            </m:rPr>
-            <m:t>−</m:t>
-          </m:r>
-          <m:r>
-            <m:t>π</m:t>
-          </m:r>
-          <m:r>
-            <m:rPr>
-              <m:sty m:val="p"/>
-            </m:rPr>
-            <m:t>)</m:t>
-          </m:r>
-          <m:r>
-            <m:t> </m:t>
-          </m:r>
-          <m:r>
-            <m:rPr>
-              <m:sty m:val="p"/>
-            </m:rPr>
-            <m:t>F</m:t>
-          </m:r>
-          <m:r>
-            <m:rPr>
-              <m:sty m:val="p"/>
-            </m:rPr>
-            <m:t>P</m:t>
-          </m:r>
-          <m:r>
-            <m:rPr>
-              <m:sty m:val="p"/>
-            </m:rPr>
-            <m:t>R</m:t>
-          </m:r>
-          <m:r>
-            <m:rPr>
-              <m:sty m:val="p"/>
-            </m:rPr>
-            <m:t>,</m:t>
-          </m:r>
-          <m:r>
-            <m:t> </m:t>
-          </m:r>
-          <m:r>
-            <m:rPr>
-              <m:nor/>
-              <m:sty m:val="p"/>
-            </m:rPr>
-            <m:t>accuracy</m:t>
-          </m:r>
-          <m:r>
-            <m:rPr>
-              <m:sty m:val="p"/>
-            </m:rPr>
-            <m:t>=</m:t>
-          </m:r>
-          <m:r>
-            <m:t>π</m:t>
-          </m:r>
-          <m:r>
-            <m:t> </m:t>
-          </m:r>
-          <m:r>
-            <m:rPr>
-              <m:sty m:val="p"/>
-            </m:rPr>
-            <m:t>T</m:t>
-          </m:r>
-          <m:r>
-            <m:rPr>
-              <m:sty m:val="p"/>
-            </m:rPr>
-            <m:t>P</m:t>
-          </m:r>
-          <m:r>
-            <m:rPr>
-              <m:sty m:val="p"/>
-            </m:rPr>
-            <m:t>R</m:t>
-          </m:r>
-          <m:r>
-            <m:rPr>
-              <m:sty m:val="p"/>
-            </m:rPr>
-            <m:t>+</m:t>
-          </m:r>
-          <m:r>
-            <m:rPr>
-              <m:sty m:val="p"/>
-            </m:rPr>
-            <m:t>(</m:t>
-          </m:r>
-          <m:r>
-            <m:t>1</m:t>
-          </m:r>
-          <m:r>
-            <m:rPr>
-              <m:sty m:val="p"/>
-            </m:rPr>
-            <m:t>−</m:t>
-          </m:r>
-          <m:r>
-            <m:t>π</m:t>
-          </m:r>
-          <m:r>
-            <m:rPr>
-              <m:sty m:val="p"/>
-            </m:rPr>
-            <m:t>)</m:t>
-          </m:r>
-          <m:r>
-            <m:rPr>
-              <m:sty m:val="p"/>
-            </m:rPr>
-            <m:t>(</m:t>
-          </m:r>
-          <m:r>
-            <m:t>1</m:t>
-          </m:r>
-          <m:r>
-            <m:rPr>
-              <m:sty m:val="p"/>
-            </m:rPr>
-            <m:t>−</m:t>
-          </m:r>
-          <m:r>
-            <m:rPr>
-              <m:sty m:val="p"/>
-            </m:rPr>
-            <m:t>F</m:t>
-          </m:r>
-          <m:r>
-            <m:rPr>
-              <m:sty m:val="p"/>
-            </m:rPr>
-            <m:t>P</m:t>
-          </m:r>
-          <m:r>
-            <m:rPr>
-              <m:sty m:val="p"/>
-            </m:rPr>
-            <m:t>R</m:t>
-          </m:r>
-          <m:r>
-            <m:rPr>
-              <m:sty m:val="p"/>
-            </m:rPr>
-            <m:t>)</m:t>
-          </m:r>
-          <m:r>
-            <m:rPr>
-              <m:sty m:val="p"/>
-            </m:rPr>
-            <m:t>.</m:t>
-          </m:r>
+          </m:eqArr>
           <m:r>
             <m:t>  </m:t>
           </m:r>
@@ -8850,7 +8865,7 @@
         </m:r>
       </m:oMath>
       <w:r>
-        <w:t xml:space="preserve">. Measured on 200{,}000 draws for a true count of 1000: mean absolute error</w:t>
+        <w:t xml:space="preserve">. Measured on 200,000 draws for a true count of 1000: mean absolute error</w:t>
       </w:r>
       <w:r>
         <w:t xml:space="preserve"> </w:t>
